--- a/published/ai-organizations/04_digital_transformation/01_systems/study-guides/01_systems-practice_quiz.docx
+++ b/published/ai-organizations/04_digital_transformation/01_systems/study-guides/01_systems-practice_quiz.docx
@@ -4,7 +4,12 @@
   <w:body>
     <w:p>
       <w:r>
-        <w:t>Practice Quiz: Systems</w:t>
+        <w:t>Practice Quiz: Digital Transformation — Module 01: Systems</w:t>
+      </w:r>
+    </w:p>
+    <w:p>
+      <w:r>
+        <w:t>Name : _ _ _  Date : _ _ _</w:t>
       </w:r>
     </w:p>
     <w:p>
@@ -14,98 +19,7 @@
     </w:p>
     <w:p>
       <w:r>
-        <w:t>What is the primary role of Systems in Active Inference?</w:t>
-        <w:br/>
-        <w:t>A) To maximize reward</w:t>
-        <w:br/>
-        <w:t>B) To minimize variational free energy</w:t>
-        <w:br/>
-        <w:t>C) To increase entropy</w:t>
-        <w:br/>
-        <w:t>D) To eliminate the Markov Blanket</w:t>
-      </w:r>
-    </w:p>
-    <w:p>
-      <w:r>
-        <w:t>In Organizations, Systems is best described as:</w:t>
-        <w:br/>
-        <w:t>A) A static property</w:t>
-        <w:br/>
-        <w:t>B) A dynamic process</w:t>
-        <w:br/>
-        <w:t>C) An external state</w:t>
-        <w:br/>
-        <w:t>D) A random variable</w:t>
-      </w:r>
-    </w:p>
-    <w:p>
-      <w:r>
-        <w:t>Which mathematical quantity is most central to Systems?</w:t>
-        <w:br/>
-        <w:t>A) The Lagrangian</w:t>
-        <w:br/>
-        <w:t>B) The expected free energy</w:t>
-        <w:br/>
-        <w:t>C) The surprisal</w:t>
-        <w:br/>
-        <w:t>D) The precision</w:t>
-      </w:r>
-    </w:p>
-    <w:p>
-      <w:r>
-        <w:t>How does Systems relate to the concept of the Generative Model?</w:t>
-        <w:br/>
-        <w:t>A) It is separate from the model</w:t>
-        <w:br/>
-        <w:t>B) It is a component of the model</w:t>
-        <w:br/>
-        <w:t>C) It destroys the model</w:t>
-        <w:br/>
-        <w:t>D) It is only relevant for the environment</w:t>
-      </w:r>
-    </w:p>
-    <w:p>
-      <w:r>
-        <w:t>A failure in Systems would likely result in:</w:t>
-        <w:br/>
-        <w:t>A) Perfect prediction</w:t>
-        <w:br/>
-        <w:t>B) Generalized surprise</w:t>
-        <w:br/>
-        <w:t>C) Immediate death of the agent</w:t>
-        <w:br/>
-        <w:t>D) Zero entropy</w:t>
-      </w:r>
-    </w:p>
-    <w:p>
-      <w:r>
-        <w:t>Which scale is most relevant for analyzing Systems in this course?</w:t>
-        <w:br/>
-        <w:t>A) Quantum</w:t>
-        <w:br/>
-        <w:t>B) Neural</w:t>
-        <w:br/>
-        <w:t>C) Social</w:t>
-        <w:br/>
-        <w:t>D) All of the above</w:t>
-      </w:r>
-    </w:p>
-    <w:p>
-      <w:r>
-        <w:t>Systems connects directly to which other component?</w:t>
-        <w:br/>
-        <w:t>A) The step before it</w:t>
-        <w:br/>
-        <w:t>B) The step after it</w:t>
-        <w:br/>
-        <w:t>C) Both A and B</w:t>
-        <w:br/>
-        <w:t>D) None of the above</w:t>
-      </w:r>
-    </w:p>
-    <w:p>
-      <w:r>
-        <w:t>Part B: Short Answer</w:t>
+        <w:t>A sociotechnical system is: A) A type of software B) An integrated system of human agents, technology, and processes that jointly produce organizational outcomes C) A social network D) A tech company  The difference between digitalization and digital transformation is: A) None B) Digitalization changes processes; digital transformation changes the business model itself C) Digital transformation is older D) Digitalization is more expensive  Amazon's organizational boundary is largely: A) Physical walls B) Technological — APIs, algorithms, and data systems constitute the firm's Markov blanket C) Legal contracts D) Human relationships  Technical debt in Active Inference terms is: A) Money owed to tech vendors B) Accumulated model error — the gap between what the system assumes and what it needs to do C) Outdated hardware D) Budget shortfall  The human-technology interface design should prioritize: A) Maximum automation B) Complementary strengths — humans handle judgment and novelty, technology handles volume and consistency C) Minimizing technology D) Minimizing humans  Digitization (paper → database) has: A) Maximum organizational impact B) Minimal organizational impact — same process, different medium C) No impact D) Negative impact  A "born digital" company differs from a transforming company by: A) Being younger B) Having technology built into its organizational DNA from the start, rather than retrofitting onto legacy systems C) Being smaller D) Using more technology    Part B: Short Analysis</w:t>
       </w:r>
     </w:p>
     <w:sectPr>
